--- a/docs/Arteria-README.docx
+++ b/docs/Arteria-README.docx
@@ -7,16 +7,16 @@
         <w:pStyle w:val="Title"/>
       </w:pPr>
       <w:r>
-        <w:t xml:space="preserve">Arteria.app</w:t>
+        <w:t xml:space="preserve">Arteria</w:t>
       </w:r>
     </w:p>
-    <w:bookmarkStart w:id="25" w:name="arteria.app"/>
+    <w:bookmarkStart w:id="28" w:name="arteria.sofware"/>
     <w:p>
       <w:pPr>
         <w:pStyle w:val="Heading1"/>
       </w:pPr>
       <w:r>
-        <w:t xml:space="preserve">Arteria.app</w:t>
+        <w:t xml:space="preserve">Arteria.sofware</w:t>
       </w:r>
     </w:p>
     <w:p>
@@ -24,7 +24,7 @@
         <w:pStyle w:val="FirstParagraph"/>
       </w:pPr>
       <w:r>
-        <w:t xml:space="preserve">A high-throughput, cloud-native HL7v2/FHIR/DICOM interoperability engine designed for 25M+ messages/day. Inspired by Rhapsody Integration Engine, built for speed — with an encrypted tunnel mesh that eliminates the need for VPNs, and enterprise-grade security for healthcare environments.</w:t>
+        <w:t xml:space="preserve">A high-throughput, cloud-native HL7v2/FHIR/DICOM interoperability engine designed for 25M+ messages/day. Built for speed — with an encrypted Aorta mesh that eliminates the need for VPNs, and enterprise-grade security for healthcare environments.</w:t>
       </w:r>
     </w:p>
     <w:bookmarkStart w:id="9" w:name="architecture"/>
@@ -62,7 +62,7 @@
         <w:rPr>
           <w:rStyle w:val="VerbatimChar"/>
         </w:rPr>
-        <w:t xml:space="preserve">│  HL7 System  │─▶│ Tunnel Agent │══════ mTLS ════════▶│ Tunnel Broker│─▶│ NATS JetStream   │</w:t>
+        <w:t xml:space="preserve">│  HL7 System  │─▶│  Capillary   │══════ mTLS ════════▶│    Aorta     │─▶│ NATS JetStream   │</w:t>
       </w:r>
       <w:r>
         <w:br/>
@@ -107,7 +107,7 @@
         <w:rPr>
           <w:rStyle w:val="VerbatimChar"/>
         </w:rPr>
-        <w:t xml:space="preserve">                                                                           ┌──────────────┐</w:t>
+        <w:t xml:space="preserve">                   Single ~4MB binary                                       ┌──────────────┐</w:t>
       </w:r>
       <w:r>
         <w:br/>
@@ -408,7 +408,7 @@
               <w:pStyle w:val="Compact"/>
             </w:pPr>
             <w:r>
-              <w:t xml:space="preserve">Tunnel Mesh</w:t>
+              <w:t xml:space="preserve">Aorta Mesh</w:t>
             </w:r>
           </w:p>
         </w:tc>
@@ -443,6 +443,41 @@
               <w:pStyle w:val="Compact"/>
             </w:pPr>
             <w:r>
+              <w:t xml:space="preserve">Plugin System</w:t>
+            </w:r>
+          </w:p>
+        </w:tc>
+        <w:tc>
+          <w:tcPr/>
+          <w:p>
+            <w:pPr>
+              <w:pStyle w:val="Compact"/>
+            </w:pPr>
+            <w:r>
+              <w:t xml:space="preserve">Go interfaces</w:t>
+            </w:r>
+          </w:p>
+        </w:tc>
+        <w:tc>
+          <w:tcPr/>
+          <w:p>
+            <w:pPr>
+              <w:pStyle w:val="Compact"/>
+            </w:pPr>
+            <w:r>
+              <w:t xml:space="preserve">Modular opt-in capabilities (routes-js, etc.)</w:t>
+            </w:r>
+          </w:p>
+        </w:tc>
+      </w:tr>
+      <w:tr>
+        <w:tc>
+          <w:tcPr/>
+          <w:p>
+            <w:pPr>
+              <w:pStyle w:val="Compact"/>
+            </w:pPr>
+            <w:r>
               <w:t xml:space="preserve">TLS Termination</w:t>
             </w:r>
           </w:p>
@@ -489,7 +524,7 @@
               <w:pStyle w:val="Compact"/>
             </w:pPr>
             <w:r>
-              <w:t xml:space="preserve">Next.js 14 + Tailwind</w:t>
+              <w:t xml:space="preserve">Next.js 16 + Tailwind</w:t>
             </w:r>
           </w:p>
         </w:tc>
@@ -605,7 +640,7 @@
               <w:pStyle w:val="Compact"/>
             </w:pPr>
             <w:r>
-              <w:t xml:space="preserve">9-service production stack</w:t>
+              <w:t xml:space="preserve">10-service production stack</w:t>
             </w:r>
           </w:p>
         </w:tc>
@@ -835,7 +870,7 @@
               <w:pStyle w:val="Compact"/>
             </w:pPr>
             <w:r>
-              <w:t xml:space="preserve">Tunnel Encryption</w:t>
+              <w:t xml:space="preserve">Aorta Encryption</w:t>
             </w:r>
           </w:p>
         </w:tc>
@@ -1763,24 +1798,59 @@
       </w:tr>
     </w:tbl>
     <w:bookmarkEnd w:id="13"/>
-    <w:bookmarkStart w:id="15" w:name="tunnel-mesh-encryption"/>
+    <w:bookmarkStart w:id="16" w:name="aorta-mesh-encrypted-tunnels"/>
     <w:p>
       <w:pPr>
         <w:pStyle w:val="Heading2"/>
       </w:pPr>
       <w:r>
-        <w:t xml:space="preserve">Tunnel Mesh Encryption</w:t>
+        <w:t xml:space="preserve">Aorta Mesh (Encrypted Tunnels)</w:t>
+      </w:r>
+    </w:p>
+    <w:p>
+      <w:pPr>
+        <w:pStyle w:val="FirstParagraph"/>
+      </w:pPr>
+      <w:r>
+        <w:rPr>
+          <w:b/>
+          <w:bCs/>
+        </w:rPr>
+        <w:t xml:space="preserve">Aorta</w:t>
+      </w:r>
+      <w:r>
+        <w:t xml:space="preserve"> </w:t>
+      </w:r>
+      <w:r>
+        <w:t xml:space="preserve">is the central broker hub.</w:t>
+      </w:r>
+      <w:r>
+        <w:t xml:space="preserve"> </w:t>
+      </w:r>
+      <w:r>
+        <w:rPr>
+          <w:b/>
+          <w:bCs/>
+        </w:rPr>
+        <w:t xml:space="preserve">Capillary</w:t>
+      </w:r>
+      <w:r>
+        <w:t xml:space="preserve"> </w:t>
+      </w:r>
+      <w:r>
+        <w:t xml:space="preserve">is the lightweight agent deployed at remote sites.</w:t>
       </w:r>
     </w:p>
     <w:tbl>
       <w:tblPr>
         <w:tblStyle w:val="Table"/>
-        <w:tblW w:type="auto" w:w="0"/>
+        <w:tblW w:type="pct" w:w="5000"/>
+        <w:tblLayout w:type="fixed"/>
         <w:tblLook w:firstRow="1" w:lastRow="0" w:firstColumn="0" w:lastColumn="0" w:noHBand="0" w:noVBand="0" w:val="0020"/>
       </w:tblPr>
       <w:tblGrid>
-        <w:gridCol w:w="3960"/>
-        <w:gridCol w:w="3960"/>
+        <w:gridCol w:w="2520"/>
+        <w:gridCol w:w="5400"/>
       </w:tblGrid>
       <w:tr>
         <w:trPr>
@@ -1852,7 +1922,7 @@
               <w:pStyle w:val="Compact"/>
             </w:pPr>
             <w:r>
-              <w:t xml:space="preserve">Mutual TLS (agent + broker certificates)</w:t>
+              <w:t xml:space="preserve">Mutual TLS (Capillary + Aorta certificates)</w:t>
             </w:r>
           </w:p>
         </w:tc>
@@ -1900,7 +1970,7 @@
               <w:pStyle w:val="Compact"/>
             </w:pPr>
             <w:r>
-              <w:t xml:space="preserve">One-time token → agent keypair → broker-signed cert</w:t>
+              <w:t xml:space="preserve">One-time token → Capillary keypair → Aorta-signed cert</w:t>
             </w:r>
           </w:p>
         </w:tc>
@@ -1948,7 +2018,31 @@
               <w:pStyle w:val="Compact"/>
             </w:pPr>
             <w:r>
-              <w:t xml:space="preserve">NATS JetStream — broker publishes to ingest stream</w:t>
+              <w:t xml:space="preserve">NATS JetStream — Aorta publishes to ingest stream</w:t>
+            </w:r>
+          </w:p>
+        </w:tc>
+      </w:tr>
+      <w:tr>
+        <w:tc>
+          <w:tcPr/>
+          <w:p>
+            <w:pPr>
+              <w:pStyle w:val="Compact"/>
+            </w:pPr>
+            <w:r>
+              <w:t xml:space="preserve">Capillary Binary</w:t>
+            </w:r>
+          </w:p>
+        </w:tc>
+        <w:tc>
+          <w:tcPr/>
+          <w:p>
+            <w:pPr>
+              <w:pStyle w:val="Compact"/>
+            </w:pPr>
+            <w:r>
+              <w:t xml:space="preserve">Single static binary (~4MB) for Linux, Windows, macOS</w:t>
             </w:r>
           </w:p>
         </w:tc>
@@ -2007,18 +2101,25 @@
         <w:rPr>
           <w:rStyle w:val="VerbatimChar"/>
         </w:rPr>
-        <w:t xml:space="preserve">4/4 CPs multiplexed over 1 tunnel, fully encrypted</w:t>
+        <w:t xml:space="preserve">4/4 CPs multiplexed over 1 Capillary connection, fully encrypted</w:t>
       </w:r>
     </w:p>
     <w:bookmarkEnd w:id="14"/>
-    <w:bookmarkEnd w:id="15"/>
-    <w:bookmarkStart w:id="16" w:name="quick-start"/>
+    <w:bookmarkStart w:id="15" w:name="capillary-agent-standalone-binary"/>
     <w:p>
       <w:pPr>
-        <w:pStyle w:val="Heading2"/>
+        <w:pStyle w:val="Heading3"/>
       </w:pPr>
       <w:r>
-        <w:t xml:space="preserve">Quick Start</w:t>
+        <w:t xml:space="preserve">Capillary Agent (Standalone Binary)</w:t>
+      </w:r>
+    </w:p>
+    <w:p>
+      <w:pPr>
+        <w:pStyle w:val="FirstParagraph"/>
+      </w:pPr>
+      <w:r>
+        <w:t xml:space="preserve">The Capillary agent is distributed as a single static binary — no Docker required at remote sites:</w:t>
       </w:r>
     </w:p>
     <w:p>
@@ -2027,8 +2128,409 @@
       </w:pPr>
       <w:r>
         <w:rPr>
+          <w:rStyle w:val="CommentTok"/>
+        </w:rPr>
+        <w:t xml:space="preserve"># Download for your platform</w:t>
+      </w:r>
+      <w:r>
+        <w:br/>
+      </w:r>
+      <w:r>
+        <w:rPr>
+          <w:rStyle w:val="ExtensionTok"/>
+        </w:rPr>
+        <w:t xml:space="preserve">curl</w:t>
+      </w:r>
+      <w:r>
+        <w:rPr>
+          <w:rStyle w:val="NormalTok"/>
+        </w:rPr>
+        <w:t xml:space="preserve"> </w:t>
+      </w:r>
+      <w:r>
+        <w:rPr>
+          <w:rStyle w:val="AttributeTok"/>
+        </w:rPr>
+        <w:t xml:space="preserve">-LO</w:t>
+      </w:r>
+      <w:r>
+        <w:rPr>
+          <w:rStyle w:val="NormalTok"/>
+        </w:rPr>
+        <w:t xml:space="preserve"> https://github.com/r2l332/arteria.app/releases/download/v0.1.0/capillary-0.1.0-linux-amd64</w:t>
+      </w:r>
+      <w:r>
+        <w:br/>
+      </w:r>
+      <w:r>
+        <w:rPr>
           <w:rStyle w:val="FunctionTok"/>
         </w:rPr>
+        <w:t xml:space="preserve">chmod</w:t>
+      </w:r>
+      <w:r>
+        <w:rPr>
+          <w:rStyle w:val="NormalTok"/>
+        </w:rPr>
+        <w:t xml:space="preserve"> +x capillary-0.1.0-linux-amd64</w:t>
+      </w:r>
+      <w:r>
+        <w:br/>
+      </w:r>
+      <w:r>
+        <w:br/>
+      </w:r>
+      <w:r>
+        <w:rPr>
+          <w:rStyle w:val="CommentTok"/>
+        </w:rPr>
+        <w:t xml:space="preserve"># Enroll with the Aorta broker</w:t>
+      </w:r>
+      <w:r>
+        <w:br/>
+      </w:r>
+      <w:r>
+        <w:rPr>
+          <w:rStyle w:val="ExtensionTok"/>
+        </w:rPr>
+        <w:t xml:space="preserve">./capillary</w:t>
+      </w:r>
+      <w:r>
+        <w:rPr>
+          <w:rStyle w:val="NormalTok"/>
+        </w:rPr>
+        <w:t xml:space="preserve"> enroll </w:t>
+      </w:r>
+      <w:r>
+        <w:rPr>
+          <w:rStyle w:val="OperatorTok"/>
+        </w:rPr>
+        <w:t xml:space="preserve">&lt;</w:t>
+      </w:r>
+      <w:r>
+        <w:rPr>
+          <w:rStyle w:val="NormalTok"/>
+        </w:rPr>
+        <w:t xml:space="preserve">token</w:t>
+      </w:r>
+      <w:r>
+        <w:rPr>
+          <w:rStyle w:val="OperatorTok"/>
+        </w:rPr>
+        <w:t xml:space="preserve">&gt;</w:t>
+      </w:r>
+      <w:r>
+        <w:rPr>
+          <w:rStyle w:val="NormalTok"/>
+        </w:rPr>
+        <w:t xml:space="preserve"> --broker arteria.software:9443</w:t>
+      </w:r>
+      <w:r>
+        <w:br/>
+      </w:r>
+      <w:r>
+        <w:br/>
+      </w:r>
+      <w:r>
+        <w:rPr>
+          <w:rStyle w:val="CommentTok"/>
+        </w:rPr>
+        <w:t xml:space="preserve"># Connect and start tunneling</w:t>
+      </w:r>
+      <w:r>
+        <w:br/>
+      </w:r>
+      <w:r>
+        <w:rPr>
+          <w:rStyle w:val="ExtensionTok"/>
+        </w:rPr>
+        <w:t xml:space="preserve">./capillary</w:t>
+      </w:r>
+      <w:r>
+        <w:rPr>
+          <w:rStyle w:val="NormalTok"/>
+        </w:rPr>
+        <w:t xml:space="preserve"> connect </w:t>
+      </w:r>
+      <w:r>
+        <w:rPr>
+          <w:rStyle w:val="AttributeTok"/>
+        </w:rPr>
+        <w:t xml:space="preserve">--broker</w:t>
+      </w:r>
+      <w:r>
+        <w:rPr>
+          <w:rStyle w:val="NormalTok"/>
+        </w:rPr>
+        <w:t xml:space="preserve"> arteria.software:9443</w:t>
+      </w:r>
+    </w:p>
+    <w:p>
+      <w:pPr>
+        <w:pStyle w:val="FirstParagraph"/>
+      </w:pPr>
+      <w:r>
+        <w:t xml:space="preserve">Available for:</w:t>
+      </w:r>
+      <w:r>
+        <w:t xml:space="preserve"> </w:t>
+      </w:r>
+      <w:r>
+        <w:rPr>
+          <w:rStyle w:val="VerbatimChar"/>
+        </w:rPr>
+        <w:t xml:space="preserve">linux/amd64</w:t>
+      </w:r>
+      <w:r>
+        <w:t xml:space="preserve">,</w:t>
+      </w:r>
+      <w:r>
+        <w:t xml:space="preserve"> </w:t>
+      </w:r>
+      <w:r>
+        <w:rPr>
+          <w:rStyle w:val="VerbatimChar"/>
+        </w:rPr>
+        <w:t xml:space="preserve">linux/arm64</w:t>
+      </w:r>
+      <w:r>
+        <w:t xml:space="preserve">,</w:t>
+      </w:r>
+      <w:r>
+        <w:t xml:space="preserve"> </w:t>
+      </w:r>
+      <w:r>
+        <w:rPr>
+          <w:rStyle w:val="VerbatimChar"/>
+        </w:rPr>
+        <w:t xml:space="preserve">windows/amd64</w:t>
+      </w:r>
+      <w:r>
+        <w:t xml:space="preserve">,</w:t>
+      </w:r>
+      <w:r>
+        <w:t xml:space="preserve"> </w:t>
+      </w:r>
+      <w:r>
+        <w:rPr>
+          <w:rStyle w:val="VerbatimChar"/>
+        </w:rPr>
+        <w:t xml:space="preserve">darwin/amd64</w:t>
+      </w:r>
+      <w:r>
+        <w:t xml:space="preserve">,</w:t>
+      </w:r>
+      <w:r>
+        <w:t xml:space="preserve"> </w:t>
+      </w:r>
+      <w:r>
+        <w:rPr>
+          <w:rStyle w:val="VerbatimChar"/>
+        </w:rPr>
+        <w:t xml:space="preserve">darwin/arm64</w:t>
+      </w:r>
+    </w:p>
+    <w:bookmarkEnd w:id="15"/>
+    <w:bookmarkEnd w:id="16"/>
+    <w:bookmarkStart w:id="17" w:name="plugin-system"/>
+    <w:p>
+      <w:pPr>
+        <w:pStyle w:val="Heading2"/>
+      </w:pPr>
+      <w:r>
+        <w:t xml:space="preserve">Plugin System</w:t>
+      </w:r>
+    </w:p>
+    <w:p>
+      <w:pPr>
+        <w:pStyle w:val="FirstParagraph"/>
+      </w:pPr>
+      <w:r>
+        <w:t xml:space="preserve">Arteria uses a modular plugin architecture. Plugins are opt-in via the</w:t>
+      </w:r>
+      <w:r>
+        <w:t xml:space="preserve"> </w:t>
+      </w:r>
+      <w:r>
+        <w:rPr>
+          <w:rStyle w:val="VerbatimChar"/>
+        </w:rPr>
+        <w:t xml:space="preserve">ENABLE_PLUGINS</w:t>
+      </w:r>
+      <w:r>
+        <w:t xml:space="preserve"> </w:t>
+      </w:r>
+      <w:r>
+        <w:t xml:space="preserve">environment variable:</w:t>
+      </w:r>
+    </w:p>
+    <w:tbl>
+      <w:tblPr>
+        <w:tblStyle w:val="Table"/>
+        <w:tblW w:type="pct" w:w="5000"/>
+        <w:tblLayout w:type="fixed"/>
+        <w:tblLook w:firstRow="1" w:lastRow="0" w:firstColumn="0" w:lastColumn="0" w:noHBand="0" w:noVBand="0" w:val="0020"/>
+      </w:tblPr>
+      <w:tblGrid>
+        <w:gridCol w:w="2346"/>
+        <w:gridCol w:w="2640"/>
+        <w:gridCol w:w="2933"/>
+      </w:tblGrid>
+      <w:tr>
+        <w:trPr>
+          <w:tblHeader w:val="on"/>
+        </w:trPr>
+        <w:tc>
+          <w:tcPr/>
+          <w:p>
+            <w:pPr>
+              <w:pStyle w:val="Compact"/>
+            </w:pPr>
+            <w:r>
+              <w:t xml:space="preserve">Plugin</w:t>
+            </w:r>
+          </w:p>
+        </w:tc>
+        <w:tc>
+          <w:tcPr/>
+          <w:p>
+            <w:pPr>
+              <w:pStyle w:val="Compact"/>
+            </w:pPr>
+            <w:r>
+              <w:t xml:space="preserve">Default</w:t>
+            </w:r>
+          </w:p>
+        </w:tc>
+        <w:tc>
+          <w:tcPr/>
+          <w:p>
+            <w:pPr>
+              <w:pStyle w:val="Compact"/>
+            </w:pPr>
+            <w:r>
+              <w:t xml:space="preserve">Provides</w:t>
+            </w:r>
+          </w:p>
+        </w:tc>
+      </w:tr>
+      <w:tr>
+        <w:tc>
+          <w:tcPr/>
+          <w:p>
+            <w:pPr>
+              <w:pStyle w:val="Compact"/>
+            </w:pPr>
+            <w:r>
+              <w:rPr>
+                <w:rStyle w:val="VerbatimChar"/>
+              </w:rPr>
+              <w:t xml:space="preserve">routes-js</w:t>
+            </w:r>
+          </w:p>
+        </w:tc>
+        <w:tc>
+          <w:tcPr/>
+          <w:p>
+            <w:pPr>
+              <w:pStyle w:val="Compact"/>
+            </w:pPr>
+            <w:r>
+              <w:t xml:space="preserve">Enabled</w:t>
+            </w:r>
+          </w:p>
+        </w:tc>
+        <w:tc>
+          <w:tcPr/>
+          <w:p>
+            <w:pPr>
+              <w:pStyle w:val="Compact"/>
+            </w:pPr>
+            <w:r>
+              <w:t xml:space="preserve">Routes, filters, lookup tables, V8 JS engine, playground</w:t>
+            </w:r>
+          </w:p>
+        </w:tc>
+      </w:tr>
+    </w:tbl>
+    <w:p>
+      <w:pPr>
+        <w:pStyle w:val="BodyText"/>
+      </w:pPr>
+      <w:r>
+        <w:t xml:space="preserve">To disable routes and JS processing (use Arteria as a pure transport layer):</w:t>
+      </w:r>
+    </w:p>
+    <w:p>
+      <w:pPr>
+        <w:pStyle w:val="SourceCode"/>
+      </w:pPr>
+      <w:r>
+        <w:rPr>
+          <w:rStyle w:val="VariableTok"/>
+        </w:rPr>
+        <w:t xml:space="preserve">ENABLE_PLUGINS</w:t>
+      </w:r>
+      <w:r>
+        <w:rPr>
+          <w:rStyle w:val="OperatorTok"/>
+        </w:rPr>
+        <w:t xml:space="preserve">=</w:t>
+      </w:r>
+      <w:r>
+        <w:rPr>
+          <w:rStyle w:val="StringTok"/>
+        </w:rPr>
+        <w:t xml:space="preserve">""</w:t>
+      </w:r>
+      <w:r>
+        <w:rPr>
+          <w:rStyle w:val="NormalTok"/>
+        </w:rPr>
+        <w:t xml:space="preserve">  </w:t>
+      </w:r>
+      <w:r>
+        <w:rPr>
+          <w:rStyle w:val="CommentTok"/>
+        </w:rPr>
+        <w:t xml:space="preserve"># No plugins — messages pass through unmodified</w:t>
+      </w:r>
+    </w:p>
+    <w:p>
+      <w:pPr>
+        <w:pStyle w:val="FirstParagraph"/>
+      </w:pPr>
+      <w:r>
+        <w:t xml:space="preserve">The plugin interface (</w:t>
+      </w:r>
+      <w:r>
+        <w:rPr>
+          <w:rStyle w:val="VerbatimChar"/>
+        </w:rPr>
+        <w:t xml:space="preserve">pkg/plugin/plugin.go</w:t>
+      </w:r>
+      <w:r>
+        <w:t xml:space="preserve">) allows adding custom processors without modifying core services.</w:t>
+      </w:r>
+    </w:p>
+    <w:bookmarkEnd w:id="17"/>
+    <w:bookmarkStart w:id="18" w:name="quick-start"/>
+    <w:p>
+      <w:pPr>
+        <w:pStyle w:val="Heading2"/>
+      </w:pPr>
+      <w:r>
+        <w:t xml:space="preserve">Quick Start</w:t>
+      </w:r>
+    </w:p>
+    <w:p>
+      <w:pPr>
+        <w:pStyle w:val="SourceCode"/>
+      </w:pPr>
+      <w:r>
+        <w:rPr>
+          <w:rStyle w:val="FunctionTok"/>
+        </w:rPr>
         <w:t xml:space="preserve">git</w:t>
       </w:r>
       <w:r>
@@ -2083,7 +2585,7 @@
         <w:rPr>
           <w:rStyle w:val="CommentTok"/>
         </w:rPr>
-        <w:t xml:space="preserve"># 9 services start: NATS, ScyllaDB, Ingestion, Processing, API,</w:t>
+        <w:t xml:space="preserve"># 10 services start: NATS, ScyllaDB, Ingestion, Processing, Egress,</w:t>
       </w:r>
       <w:r>
         <w:br/>
@@ -2092,7 +2594,7 @@
         <w:rPr>
           <w:rStyle w:val="CommentTok"/>
         </w:rPr>
-        <w:t xml:space="preserve"># Frontend, Tunnel Broker, Caddy (TLS), Backup (cron)</w:t>
+        <w:t xml:space="preserve"># API, Frontend, Aorta Broker, Caddy (TLS), Backup (cron)</w:t>
       </w:r>
       <w:r>
         <w:br/>
@@ -2122,7 +2624,7 @@
         <w:rPr>
           <w:rStyle w:val="CommentTok"/>
         </w:rPr>
-        <w:t xml:space="preserve"># Login:      admin / arteriadeployment</w:t>
+        <w:t xml:space="preserve"># Login:      admin / arteria123  (you will be prompted to change on first login)</w:t>
       </w:r>
       <w:r>
         <w:br/>
@@ -2215,8 +2717,8 @@
         <w:t xml:space="preserve"> 2 localhost 2575</w:t>
       </w:r>
     </w:p>
-    <w:bookmarkEnd w:id="16"/>
-    <w:bookmarkStart w:id="17" w:name="dashboard-pages"/>
+    <w:bookmarkEnd w:id="18"/>
+    <w:bookmarkStart w:id="19" w:name="dashboard-pages"/>
     <w:p>
       <w:pPr>
         <w:pStyle w:val="Heading2"/>
@@ -2359,6 +2861,44 @@
               <w:pStyle w:val="Compact"/>
             </w:pPr>
             <w:r>
+              <w:t xml:space="preserve">Message Flow</w:t>
+            </w:r>
+          </w:p>
+        </w:tc>
+        <w:tc>
+          <w:tcPr/>
+          <w:p>
+            <w:pPr>
+              <w:pStyle w:val="Compact"/>
+            </w:pPr>
+            <w:r>
+              <w:rPr>
+                <w:rStyle w:val="VerbatimChar"/>
+              </w:rPr>
+              <w:t xml:space="preserve">/flow</w:t>
+            </w:r>
+          </w:p>
+        </w:tc>
+        <w:tc>
+          <w:tcPr/>
+          <w:p>
+            <w:pPr>
+              <w:pStyle w:val="Compact"/>
+            </w:pPr>
+            <w:r>
+              <w:t xml:space="preserve">Real-time visual message flow with WebSocket streaming</w:t>
+            </w:r>
+          </w:p>
+        </w:tc>
+      </w:tr>
+      <w:tr>
+        <w:tc>
+          <w:tcPr/>
+          <w:p>
+            <w:pPr>
+              <w:pStyle w:val="Compact"/>
+            </w:pPr>
+            <w:r>
               <w:t xml:space="preserve">Routes &amp; Filters</w:t>
             </w:r>
           </w:p>
@@ -2384,7 +2924,7 @@
               <w:pStyle w:val="Compact"/>
             </w:pPr>
             <w:r>
-              <w:t xml:space="preserve">Route config + Monaco JS editor for filter chains</w:t>
+              <w:t xml:space="preserve">Route config + Monaco editor for filter chains</w:t>
             </w:r>
           </w:p>
         </w:tc>
@@ -2435,7 +2975,7 @@
               <w:pStyle w:val="Compact"/>
             </w:pPr>
             <w:r>
-              <w:t xml:space="preserve">Tunnel Mesh</w:t>
+              <w:t xml:space="preserve">Aorta Mesh</w:t>
             </w:r>
           </w:p>
         </w:tc>
@@ -2460,7 +3000,7 @@
               <w:pStyle w:val="Compact"/>
             </w:pPr>
             <w:r>
-              <w:t xml:space="preserve">Tunnel node management + enrollment</w:t>
+              <w:t xml:space="preserve">Capillary node management + enrollment</w:t>
             </w:r>
           </w:p>
         </w:tc>
@@ -2511,6 +3051,82 @@
               <w:pStyle w:val="Compact"/>
             </w:pPr>
             <w:r>
+              <w:t xml:space="preserve">Patient Journey</w:t>
+            </w:r>
+          </w:p>
+        </w:tc>
+        <w:tc>
+          <w:tcPr/>
+          <w:p>
+            <w:pPr>
+              <w:pStyle w:val="Compact"/>
+            </w:pPr>
+            <w:r>
+              <w:rPr>
+                <w:rStyle w:val="VerbatimChar"/>
+              </w:rPr>
+              <w:t xml:space="preserve">/patient-journey</w:t>
+            </w:r>
+          </w:p>
+        </w:tc>
+        <w:tc>
+          <w:tcPr/>
+          <w:p>
+            <w:pPr>
+              <w:pStyle w:val="Compact"/>
+            </w:pPr>
+            <w:r>
+              <w:t xml:space="preserve">Timeline of all messages for a patient by MRN</w:t>
+            </w:r>
+          </w:p>
+        </w:tc>
+      </w:tr>
+      <w:tr>
+        <w:tc>
+          <w:tcPr/>
+          <w:p>
+            <w:pPr>
+              <w:pStyle w:val="Compact"/>
+            </w:pPr>
+            <w:r>
+              <w:t xml:space="preserve">AI Filters</w:t>
+            </w:r>
+          </w:p>
+        </w:tc>
+        <w:tc>
+          <w:tcPr/>
+          <w:p>
+            <w:pPr>
+              <w:pStyle w:val="Compact"/>
+            </w:pPr>
+            <w:r>
+              <w:rPr>
+                <w:rStyle w:val="VerbatimChar"/>
+              </w:rPr>
+              <w:t xml:space="preserve">/ai-filters</w:t>
+            </w:r>
+          </w:p>
+        </w:tc>
+        <w:tc>
+          <w:tcPr/>
+          <w:p>
+            <w:pPr>
+              <w:pStyle w:val="Compact"/>
+            </w:pPr>
+            <w:r>
+              <w:t xml:space="preserve">Generate filter code from English descriptions</w:t>
+            </w:r>
+          </w:p>
+        </w:tc>
+      </w:tr>
+      <w:tr>
+        <w:tc>
+          <w:tcPr/>
+          <w:p>
+            <w:pPr>
+              <w:pStyle w:val="Compact"/>
+            </w:pPr>
+            <w:r>
               <w:t xml:space="preserve">Settings</w:t>
             </w:r>
           </w:p>
@@ -2574,7 +3190,7 @@
               <w:pStyle w:val="Compact"/>
             </w:pPr>
             <w:r>
-              <w:t xml:space="preserve">Dead letter queue viewer</w:t>
+              <w:t xml:space="preserve">Dead letter queue viewer with click-to-inspect</w:t>
             </w:r>
           </w:p>
         </w:tc>
@@ -2618,8 +3234,8 @@
         </w:tc>
       </w:tr>
     </w:tbl>
-    <w:bookmarkEnd w:id="17"/>
-    <w:bookmarkStart w:id="18" w:name="services-docker-compose"/>
+    <w:bookmarkEnd w:id="19"/>
+    <w:bookmarkStart w:id="20" w:name="services-docker-compose"/>
     <w:p>
       <w:pPr>
         <w:pStyle w:val="Heading2"/>
@@ -2742,7 +3358,77 @@
               <w:pStyle w:val="Compact"/>
             </w:pPr>
             <w:r>
-              <w:t xml:space="preserve">MLLP TCP listener</w:t>
+              <w:t xml:space="preserve">MLLP TCP listener (inbound)</w:t>
+            </w:r>
+          </w:p>
+        </w:tc>
+      </w:tr>
+      <w:tr>
+        <w:tc>
+          <w:tcPr/>
+          <w:p>
+            <w:pPr>
+              <w:pStyle w:val="Compact"/>
+            </w:pPr>
+            <w:r>
+              <w:t xml:space="preserve">arteria-processing</w:t>
+            </w:r>
+          </w:p>
+        </w:tc>
+        <w:tc>
+          <w:tcPr/>
+          <w:p>
+            <w:pPr>
+              <w:pStyle w:val="Compact"/>
+            </w:pPr>
+            <w:r>
+              <w:t xml:space="preserve">—</w:t>
+            </w:r>
+          </w:p>
+        </w:tc>
+        <w:tc>
+          <w:tcPr/>
+          <w:p>
+            <w:pPr>
+              <w:pStyle w:val="Compact"/>
+            </w:pPr>
+            <w:r>
+              <w:t xml:space="preserve">V8 filter chain engine</w:t>
+            </w:r>
+          </w:p>
+        </w:tc>
+      </w:tr>
+      <w:tr>
+        <w:tc>
+          <w:tcPr/>
+          <w:p>
+            <w:pPr>
+              <w:pStyle w:val="Compact"/>
+            </w:pPr>
+            <w:r>
+              <w:t xml:space="preserve">arteria-egress</w:t>
+            </w:r>
+          </w:p>
+        </w:tc>
+        <w:tc>
+          <w:tcPr/>
+          <w:p>
+            <w:pPr>
+              <w:pStyle w:val="Compact"/>
+            </w:pPr>
+            <w:r>
+              <w:t xml:space="preserve">—</w:t>
+            </w:r>
+          </w:p>
+        </w:tc>
+        <w:tc>
+          <w:tcPr/>
+          <w:p>
+            <w:pPr>
+              <w:pStyle w:val="Compact"/>
+            </w:pPr>
+            <w:r>
+              <w:t xml:space="preserve">Outbound delivery (MLLP, HTTP, Discard)</w:t>
             </w:r>
           </w:p>
         </w:tc>
@@ -2777,7 +3463,7 @@
               <w:pStyle w:val="Compact"/>
             </w:pPr>
             <w:r>
-              <w:t xml:space="preserve">REST API (50 endpoints)</w:t>
+              <w:t xml:space="preserve">REST API (90+ endpoints)</w:t>
             </w:r>
           </w:p>
         </w:tc>
@@ -2847,20 +3533,90 @@
               <w:pStyle w:val="Compact"/>
             </w:pPr>
             <w:r>
-              <w:t xml:space="preserve">mTLS tunnel broker</w:t>
-            </w:r>
-          </w:p>
-        </w:tc>
-      </w:tr>
-      <w:tr>
-        <w:tc>
-          <w:tcPr/>
-          <w:p>
-            <w:pPr>
-              <w:pStyle w:val="Compact"/>
-            </w:pPr>
-            <w:r>
-              <w:t xml:space="preserve">arteria-processing</w:t>
+              <w:t xml:space="preserve">Aorta mTLS broker</w:t>
+            </w:r>
+          </w:p>
+        </w:tc>
+      </w:tr>
+      <w:tr>
+        <w:tc>
+          <w:tcPr/>
+          <w:p>
+            <w:pPr>
+              <w:pStyle w:val="Compact"/>
+            </w:pPr>
+            <w:r>
+              <w:t xml:space="preserve">arteria-nats</w:t>
+            </w:r>
+          </w:p>
+        </w:tc>
+        <w:tc>
+          <w:tcPr/>
+          <w:p>
+            <w:pPr>
+              <w:pStyle w:val="Compact"/>
+            </w:pPr>
+            <w:r>
+              <w:t xml:space="preserve">4222, 8222</w:t>
+            </w:r>
+          </w:p>
+        </w:tc>
+        <w:tc>
+          <w:tcPr/>
+          <w:p>
+            <w:pPr>
+              <w:pStyle w:val="Compact"/>
+            </w:pPr>
+            <w:r>
+              <w:t xml:space="preserve">NATS JetStream</w:t>
+            </w:r>
+          </w:p>
+        </w:tc>
+      </w:tr>
+      <w:tr>
+        <w:tc>
+          <w:tcPr/>
+          <w:p>
+            <w:pPr>
+              <w:pStyle w:val="Compact"/>
+            </w:pPr>
+            <w:r>
+              <w:t xml:space="preserve">arteria-scylladb</w:t>
+            </w:r>
+          </w:p>
+        </w:tc>
+        <w:tc>
+          <w:tcPr/>
+          <w:p>
+            <w:pPr>
+              <w:pStyle w:val="Compact"/>
+            </w:pPr>
+            <w:r>
+              <w:t xml:space="preserve">9042</w:t>
+            </w:r>
+          </w:p>
+        </w:tc>
+        <w:tc>
+          <w:tcPr/>
+          <w:p>
+            <w:pPr>
+              <w:pStyle w:val="Compact"/>
+            </w:pPr>
+            <w:r>
+              <w:t xml:space="preserve">ScyllaDB</w:t>
+            </w:r>
+          </w:p>
+        </w:tc>
+      </w:tr>
+      <w:tr>
+        <w:tc>
+          <w:tcPr/>
+          <w:p>
+            <w:pPr>
+              <w:pStyle w:val="Compact"/>
+            </w:pPr>
+            <w:r>
+              <w:t xml:space="preserve">arteria-backup</w:t>
             </w:r>
           </w:p>
         </w:tc>
@@ -2882,119 +3638,14 @@
               <w:pStyle w:val="Compact"/>
             </w:pPr>
             <w:r>
-              <w:t xml:space="preserve">V8 filter chain engine</w:t>
-            </w:r>
-          </w:p>
-        </w:tc>
-      </w:tr>
-      <w:tr>
-        <w:tc>
-          <w:tcPr/>
-          <w:p>
-            <w:pPr>
-              <w:pStyle w:val="Compact"/>
-            </w:pPr>
-            <w:r>
-              <w:t xml:space="preserve">arteria-nats</w:t>
-            </w:r>
-          </w:p>
-        </w:tc>
-        <w:tc>
-          <w:tcPr/>
-          <w:p>
-            <w:pPr>
-              <w:pStyle w:val="Compact"/>
-            </w:pPr>
-            <w:r>
-              <w:t xml:space="preserve">4222, 8222</w:t>
-            </w:r>
-          </w:p>
-        </w:tc>
-        <w:tc>
-          <w:tcPr/>
-          <w:p>
-            <w:pPr>
-              <w:pStyle w:val="Compact"/>
-            </w:pPr>
-            <w:r>
-              <w:t xml:space="preserve">NATS JetStream</w:t>
-            </w:r>
-          </w:p>
-        </w:tc>
-      </w:tr>
-      <w:tr>
-        <w:tc>
-          <w:tcPr/>
-          <w:p>
-            <w:pPr>
-              <w:pStyle w:val="Compact"/>
-            </w:pPr>
-            <w:r>
-              <w:t xml:space="preserve">arteria-scylladb</w:t>
-            </w:r>
-          </w:p>
-        </w:tc>
-        <w:tc>
-          <w:tcPr/>
-          <w:p>
-            <w:pPr>
-              <w:pStyle w:val="Compact"/>
-            </w:pPr>
-            <w:r>
-              <w:t xml:space="preserve">9042</w:t>
-            </w:r>
-          </w:p>
-        </w:tc>
-        <w:tc>
-          <w:tcPr/>
-          <w:p>
-            <w:pPr>
-              <w:pStyle w:val="Compact"/>
-            </w:pPr>
-            <w:r>
-              <w:t xml:space="preserve">ScyllaDB</w:t>
-            </w:r>
-          </w:p>
-        </w:tc>
-      </w:tr>
-      <w:tr>
-        <w:tc>
-          <w:tcPr/>
-          <w:p>
-            <w:pPr>
-              <w:pStyle w:val="Compact"/>
-            </w:pPr>
-            <w:r>
-              <w:t xml:space="preserve">arteria-backup</w:t>
-            </w:r>
-          </w:p>
-        </w:tc>
-        <w:tc>
-          <w:tcPr/>
-          <w:p>
-            <w:pPr>
-              <w:pStyle w:val="Compact"/>
-            </w:pPr>
-            <w:r>
-              <w:t xml:space="preserve">—</w:t>
-            </w:r>
-          </w:p>
-        </w:tc>
-        <w:tc>
-          <w:tcPr/>
-          <w:p>
-            <w:pPr>
-              <w:pStyle w:val="Compact"/>
-            </w:pPr>
-            <w:r>
               <w:t xml:space="preserve">Scheduled config backup (every 6h)</w:t>
             </w:r>
           </w:p>
         </w:tc>
       </w:tr>
     </w:tbl>
-    <w:bookmarkEnd w:id="18"/>
-    <w:bookmarkStart w:id="19" w:name="configuration"/>
+    <w:bookmarkEnd w:id="20"/>
+    <w:bookmarkStart w:id="21" w:name="configuration"/>
     <w:p>
       <w:pPr>
         <w:pStyle w:val="Heading2"/>
@@ -3086,13 +3737,13 @@
         <w:rPr>
           <w:rStyle w:val="NormalTok"/>
         </w:rPr>
-        <w:t xml:space="preserve">your-secure-password   </w:t>
+        <w:t xml:space="preserve">arteria123             </w:t>
       </w:r>
       <w:r>
         <w:rPr>
           <w:rStyle w:val="CommentTok"/>
         </w:rPr>
-        <w:t xml:space="preserve"># Default admin password</w:t>
+        <w:t xml:space="preserve"># Default admin password (forced change on first login)</w:t>
       </w:r>
       <w:r>
         <w:br/>
@@ -3254,63 +3905,44 @@
         <w:rPr>
           <w:rStyle w:val="CommentTok"/>
         </w:rPr>
-        <w:t xml:space="preserve"># Enable Tunnel Mesh</w:t>
+        <w:t xml:space="preserve"># Enable Aorta Mesh</w:t>
+      </w:r>
+      <w:r>
+        <w:br/>
+      </w:r>
+      <w:r>
+        <w:rPr>
+          <w:rStyle w:val="VariableTok"/>
+        </w:rPr>
+        <w:t xml:space="preserve">ENABLE_PLUGINS</w:t>
+      </w:r>
+      <w:r>
+        <w:rPr>
+          <w:rStyle w:val="OperatorTok"/>
+        </w:rPr>
+        <w:t xml:space="preserve">=</w:t>
+      </w:r>
+      <w:r>
+        <w:rPr>
+          <w:rStyle w:val="NormalTok"/>
+        </w:rPr>
+        <w:t xml:space="preserve">routes-js          </w:t>
+      </w:r>
+      <w:r>
+        <w:rPr>
+          <w:rStyle w:val="CommentTok"/>
+        </w:rPr>
+        <w:t xml:space="preserve"># Enabled plugins (comma-separated)</w:t>
       </w:r>
     </w:p>
-    <w:bookmarkEnd w:id="19"/>
-    <w:bookmarkStart w:id="23" w:name="documentation"/>
+    <w:bookmarkEnd w:id="21"/>
+    <w:bookmarkStart w:id="26" w:name="documentation"/>
     <w:p>
       <w:pPr>
         <w:pStyle w:val="Heading2"/>
       </w:pPr>
       <w:r>
         <w:t xml:space="preserve">Documentation</w:t>
-      </w:r>
-    </w:p>
-    <w:p>
-      <w:pPr>
-        <w:pStyle w:val="Compact"/>
-        <w:numPr>
-          <w:ilvl w:val="0"/>
-          <w:numId w:val="1001"/>
-        </w:numPr>
-      </w:pPr>
-      <w:hyperlink r:id="rId20">
-        <w:r>
-          <w:rPr>
-            <w:rStyle w:val="Hyperlink"/>
-          </w:rPr>
-          <w:t xml:space="preserve">API Reference</w:t>
-        </w:r>
-      </w:hyperlink>
-      <w:r>
-        <w:t xml:space="preserve"> </w:t>
-      </w:r>
-      <w:r>
-        <w:t xml:space="preserve">— All 50 REST endpoints</w:t>
-      </w:r>
-    </w:p>
-    <w:p>
-      <w:pPr>
-        <w:pStyle w:val="Compact"/>
-        <w:numPr>
-          <w:ilvl w:val="0"/>
-          <w:numId w:val="1001"/>
-        </w:numPr>
-      </w:pPr>
-      <w:hyperlink r:id="rId21">
-        <w:r>
-          <w:rPr>
-            <w:rStyle w:val="Hyperlink"/>
-          </w:rPr>
-          <w:t xml:space="preserve">Deployment Guide</w:t>
-        </w:r>
-      </w:hyperlink>
-      <w:r>
-        <w:t xml:space="preserve"> </w:t>
-      </w:r>
-      <w:r>
-        <w:t xml:space="preserve">— Setup, production, monitoring, troubleshooting</w:t>
       </w:r>
     </w:p>
     <w:p>
@@ -3326,6 +3958,52 @@
           <w:rPr>
             <w:rStyle w:val="Hyperlink"/>
           </w:rPr>
+          <w:t xml:space="preserve">API Reference</w:t>
+        </w:r>
+      </w:hyperlink>
+      <w:r>
+        <w:t xml:space="preserve"> </w:t>
+      </w:r>
+      <w:r>
+        <w:t xml:space="preserve">— All 90+ REST endpoints</w:t>
+      </w:r>
+    </w:p>
+    <w:p>
+      <w:pPr>
+        <w:pStyle w:val="Compact"/>
+        <w:numPr>
+          <w:ilvl w:val="0"/>
+          <w:numId w:val="1001"/>
+        </w:numPr>
+      </w:pPr>
+      <w:hyperlink r:id="rId23">
+        <w:r>
+          <w:rPr>
+            <w:rStyle w:val="Hyperlink"/>
+          </w:rPr>
+          <w:t xml:space="preserve">Deployment Guide</w:t>
+        </w:r>
+      </w:hyperlink>
+      <w:r>
+        <w:t xml:space="preserve"> </w:t>
+      </w:r>
+      <w:r>
+        <w:t xml:space="preserve">— Setup, production, monitoring, troubleshooting</w:t>
+      </w:r>
+    </w:p>
+    <w:p>
+      <w:pPr>
+        <w:pStyle w:val="Compact"/>
+        <w:numPr>
+          <w:ilvl w:val="0"/>
+          <w:numId w:val="1001"/>
+        </w:numPr>
+      </w:pPr>
+      <w:hyperlink r:id="rId24">
+        <w:r>
+          <w:rPr>
+            <w:rStyle w:val="Hyperlink"/>
+          </w:rPr>
           <w:t xml:space="preserve">Console User Guide</w:t>
         </w:r>
       </w:hyperlink>
@@ -3336,8 +4014,31 @@
         <w:t xml:space="preserve">— Dashboard walkthrough</w:t>
       </w:r>
     </w:p>
-    <w:bookmarkEnd w:id="23"/>
-    <w:bookmarkStart w:id="24" w:name="license"/>
+    <w:p>
+      <w:pPr>
+        <w:pStyle w:val="Compact"/>
+        <w:numPr>
+          <w:ilvl w:val="0"/>
+          <w:numId w:val="1001"/>
+        </w:numPr>
+      </w:pPr>
+      <w:hyperlink r:id="rId25">
+        <w:r>
+          <w:rPr>
+            <w:rStyle w:val="Hyperlink"/>
+          </w:rPr>
+          <w:t xml:space="preserve">Capillary Setup Guide</w:t>
+        </w:r>
+      </w:hyperlink>
+      <w:r>
+        <w:t xml:space="preserve"> </w:t>
+      </w:r>
+      <w:r>
+        <w:t xml:space="preserve">— End-to-end Capillary agent deployment</w:t>
+      </w:r>
+    </w:p>
+    <w:bookmarkEnd w:id="26"/>
+    <w:bookmarkStart w:id="27" w:name="license"/>
     <w:p>
       <w:pPr>
         <w:pStyle w:val="Heading2"/>
@@ -3354,8 +4055,8 @@
         <w:t xml:space="preserve">Proprietary — All rights reserved.</w:t>
       </w:r>
     </w:p>
-    <w:bookmarkEnd w:id="24"/>
-    <w:bookmarkEnd w:id="25"/>
+    <w:bookmarkEnd w:id="27"/>
+    <w:bookmarkEnd w:id="28"/>
     <w:sectPr>
       <w:footnotePr>
         <w:numRestart w:val="eachSect"/>
